--- a/reports/r0249.docx
+++ b/reports/r0249.docx
@@ -45,7 +45,7 @@
           <w:color w:val="000000"/>
           <w:sz w:val="21"/>
         </w:rPr>
-        <w:t>■ 长沙经济总量在湖南省稳居第一，人均GDP约14.68万元、人均经济实力居全省前列，经济增速由4.90%回落至4.00%、有所放缓；固定资产投资连续负增长（最新-19.30%），经济动能仍有待修复。【待补充：长沙市的行政与战略定位、支柱产业及龙头企业（数据库未覆盖，需人工补充）】</w:t>
+        <w:t>■ 长沙作为湖南省省会，经济总量在湖南省稳居第一，人均GDP约14.68万元、人均经济实力居全省前列，经济增速由4.90%回落至4.00%、有所放缓；固定资产投资连续负增长（最新-19.30%），经济动能仍有待修复。</w:t>
       </w:r>
     </w:p>
     <w:p>
@@ -75,7 +75,7 @@
           <w:color w:val="000000"/>
           <w:sz w:val="21"/>
         </w:rPr>
-        <w:t>产业结构方面，2025年长沙市三次产业结构为3.1:35:61.9。【待补充：支柱产业、主要龙头企业、对外贸易等定性描述（数据库未覆盖）】</w:t>
+        <w:t>产业结构方面，2025年长沙市三次产业结构为3.1:35:61.9，以工程机械、汽车、电子信息、文化创意为支柱，“工程机械之都”，聚集三一重工、中联重科、山河智能等企业。</w:t>
       </w:r>
     </w:p>
     <w:p>
